--- a/Senthamil Selvan V - SIP Report 2026.docx
+++ b/Senthamil Selvan V - SIP Report 2026.docx
@@ -156,7 +156,7 @@
           <wp:inline distT="0" distB="0" distL="0" distR="0">
             <wp:extent cx="5502910" cy="1157773"/>
             <wp:effectExtent l="0" t="0" r="0" b="0"/>
-            <wp:docPr id="5138" name="MUST and ISSM Business School logo"/>
+            <wp:docPr id="90736" name="MUST and ISSM Business School logo"/>
             <wp:cNvGraphicFramePr>
               <a:graphicFrameLocks xmlns:a="http://schemas.openxmlformats.org/drawingml/2006/main" noChangeAspect="1"/>
             </wp:cNvGraphicFramePr>
@@ -611,7 +611,7 @@
         <w:jc w:val="left"/>
       </w:pPr>
       <w:r>
-        <w:t xml:space="preserve">Date: 10th July 2026</w:t>
+        <w:t xml:space="preserve">Date:</w:t>
       </w:r>
     </w:p>
     <w:p>

--- a/Senthamil Selvan V - SIP Report 2026.docx
+++ b/Senthamil Selvan V - SIP Report 2026.docx
@@ -14,26 +14,41 @@
     </w:p>
     <w:p>
       <w:pPr>
-        <w:spacing w:before="0" w:after="0" w:line="360" w:lineRule="auto"/>
-      </w:pPr>
-    </w:p>
-    <w:p>
-      <w:pPr>
-        <w:spacing w:before="0" w:after="0" w:line="360" w:lineRule="auto"/>
-      </w:pPr>
-    </w:p>
-    <w:p>
-      <w:pPr>
         <w:spacing w:before="0" w:after="200" w:line="360" w:lineRule="auto"/>
         <w:jc w:val="center"/>
       </w:pPr>
       <w:r>
         <w:rPr>
           <w:b/>
+          <w:sz w:val="32"/>
+          <w:szCs w:val="32"/>
+        </w:rPr>
+        <w:t xml:space="preserve">SUMMER INTERNSHIP PROJECT (SIP) – 2026</w:t>
+      </w:r>
+    </w:p>
+    <w:p>
+      <w:pPr>
+        <w:spacing w:before="0" w:after="0" w:line="360" w:lineRule="auto"/>
+      </w:pPr>
+    </w:p>
+    <w:p>
+      <w:pPr>
+        <w:spacing w:before="0" w:after="0" w:line="360" w:lineRule="auto"/>
+      </w:pPr>
+    </w:p>
+    <w:p>
+      <w:pPr>
+        <w:spacing w:before="0" w:after="40" w:line="360" w:lineRule="auto"/>
+        <w:jc w:val="center"/>
+      </w:pPr>
+      <w:r>
+        <w:rPr>
+          <w:b/>
+          <w:i/>
           <w:sz w:val="28"/>
           <w:szCs w:val="28"/>
         </w:rPr>
-        <w:t xml:space="preserve">SUMMER INTERNSHIP PROJECT (SIP) – 2026</w:t>
+        <w:t xml:space="preserve">Summer Internship Project Report submitted to the Malaysia University of Science and Technology, in partial fulfilment of the requirements to award the degree of</w:t>
       </w:r>
     </w:p>
     <w:p>
@@ -54,9 +69,10 @@
       <w:r>
         <w:rPr>
           <w:b/>
-          <w:i/>
-        </w:rPr>
-        <w:t xml:space="preserve">Summer Internship Project Report submitted to the Malaysia University of Science and Technology, in partial fulfilment of the requirements to award the degree of</w:t>
+          <w:sz w:val="28"/>
+          <w:szCs w:val="28"/>
+        </w:rPr>
+        <w:t xml:space="preserve">MASTER OF BUSINESS ADMINISTRATION</w:t>
       </w:r>
     </w:p>
     <w:p>
@@ -75,21 +91,8 @@
         <w:jc w:val="center"/>
       </w:pPr>
       <w:r>
-        <w:rPr>
-          <w:b/>
-        </w:rPr>
-        <w:t xml:space="preserve">MASTER OF BUSINESS ADMINISTRATION</w:t>
-      </w:r>
-    </w:p>
-    <w:p>
-      <w:pPr>
-        <w:spacing w:before="0" w:after="0" w:line="360" w:lineRule="auto"/>
-      </w:pPr>
-    </w:p>
-    <w:p>
-      <w:pPr>
-        <w:spacing w:before="0" w:after="0" w:line="360" w:lineRule="auto"/>
-      </w:pPr>
+        <w:t xml:space="preserve">SUBMITTED BY</w:t>
+      </w:r>
     </w:p>
     <w:p>
       <w:pPr>
@@ -102,22 +105,10 @@
         <w:jc w:val="center"/>
       </w:pPr>
       <w:r>
-        <w:t xml:space="preserve">SUBMITTED BY</w:t>
-      </w:r>
-    </w:p>
-    <w:p>
-      <w:pPr>
-        <w:spacing w:before="0" w:after="0" w:line="360" w:lineRule="auto"/>
-      </w:pPr>
-    </w:p>
-    <w:p>
-      <w:pPr>
-        <w:spacing w:before="0" w:after="40" w:line="360" w:lineRule="auto"/>
-        <w:jc w:val="center"/>
-      </w:pPr>
-      <w:r>
-        <w:rPr>
-          <w:b/>
+        <w:rPr>
+          <w:b/>
+          <w:sz w:val="24"/>
+          <w:szCs w:val="24"/>
         </w:rPr>
         <w:t xml:space="preserve">SENTHAMIL SELVAN V</w:t>
       </w:r>
@@ -156,7 +147,7 @@
           <wp:inline distT="0" distB="0" distL="0" distR="0">
             <wp:extent cx="5502910" cy="1157773"/>
             <wp:effectExtent l="0" t="0" r="0" b="0"/>
-            <wp:docPr id="90736" name="MUST and ISSM Business School logo"/>
+            <wp:docPr id="82278" name="MUST and ISSM Business School logo"/>
             <wp:cNvGraphicFramePr>
               <a:graphicFrameLocks xmlns:a="http://schemas.openxmlformats.org/drawingml/2006/main" noChangeAspect="1"/>
             </wp:cNvGraphicFramePr>
@@ -207,6 +198,8 @@
       <w:r>
         <w:rPr>
           <w:b/>
+          <w:sz w:val="28"/>
+          <w:szCs w:val="28"/>
         </w:rPr>
         <w:t xml:space="preserve">Indian School of Science and Management</w:t>
       </w:r>
@@ -219,6 +212,8 @@
       <w:r>
         <w:rPr>
           <w:b/>
+          <w:sz w:val="28"/>
+          <w:szCs w:val="28"/>
         </w:rPr>
         <w:t xml:space="preserve">Chennai</w:t>
       </w:r>
@@ -463,8 +458,8 @@
       <w:r>
         <w:rPr>
           <w:b/>
-          <w:sz w:val="28"/>
-          <w:szCs w:val="28"/>
+          <w:sz w:val="52"/>
+          <w:szCs w:val="52"/>
         </w:rPr>
         <w:t xml:space="preserve">INTERNSHIP CERTIFICATE</w:t>
       </w:r>
@@ -745,8 +740,8 @@
       <w:r>
         <w:rPr>
           <w:b/>
-          <w:sz w:val="28"/>
-          <w:szCs w:val="28"/>
+          <w:sz w:val="24"/>
+          <w:szCs w:val="24"/>
         </w:rPr>
         <w:t xml:space="preserve">The Executive Summary</w:t>
       </w:r>
@@ -887,8 +882,8 @@
             <w:r>
               <w:rPr>
                 <w:b/>
-                <w:sz w:val="24"/>
-                <w:szCs w:val="24"/>
+                <w:sz w:val="28"/>
+                <w:szCs w:val="28"/>
               </w:rPr>
               <w:t xml:space="preserve">SL.NO</w:t>
             </w:r>
@@ -907,8 +902,8 @@
             <w:r>
               <w:rPr>
                 <w:b/>
-                <w:sz w:val="24"/>
-                <w:szCs w:val="24"/>
+                <w:sz w:val="28"/>
+                <w:szCs w:val="28"/>
               </w:rPr>
               <w:t xml:space="preserve">CHAPTER</w:t>
             </w:r>
@@ -927,8 +922,8 @@
             <w:r>
               <w:rPr>
                 <w:b/>
-                <w:sz w:val="24"/>
-                <w:szCs w:val="24"/>
+                <w:sz w:val="28"/>
+                <w:szCs w:val="28"/>
               </w:rPr>
               <w:t xml:space="preserve">PAGE NO.</w:t>
             </w:r>
@@ -953,8 +948,8 @@
             <w:r>
               <w:rPr>
                 <w:b/>
-                <w:sz w:val="24"/>
-                <w:szCs w:val="24"/>
+                <w:sz w:val="28"/>
+                <w:szCs w:val="28"/>
               </w:rPr>
               <w:t xml:space="preserve">1</w:t>
             </w:r>
@@ -973,8 +968,8 @@
             <w:r>
               <w:rPr>
                 <w:b/>
-                <w:sz w:val="24"/>
-                <w:szCs w:val="24"/>
+                <w:sz w:val="28"/>
+                <w:szCs w:val="28"/>
               </w:rPr>
               <w:t xml:space="preserve">INDUSTRY AND COMPANY OVERVIEW</w:t>
             </w:r>
@@ -1001,8 +996,8 @@
             <w:r>
               <w:rPr>
                 <w:b/>
-                <w:sz w:val="24"/>
-                <w:szCs w:val="24"/>
+                <w:sz w:val="28"/>
+                <w:szCs w:val="28"/>
               </w:rPr>
               <w:t xml:space="preserve">-</w:t>
             </w:r>
@@ -1035,8 +1030,8 @@
             <w:r>
               <w:rPr>
                 <w:b/>
-                <w:sz w:val="24"/>
-                <w:szCs w:val="24"/>
+                <w:sz w:val="28"/>
+                <w:szCs w:val="28"/>
               </w:rPr>
               <w:t xml:space="preserve">2</w:t>
             </w:r>
@@ -1055,8 +1050,8 @@
             <w:r>
               <w:rPr>
                 <w:b/>
-                <w:sz w:val="24"/>
-                <w:szCs w:val="24"/>
+                <w:sz w:val="28"/>
+                <w:szCs w:val="28"/>
               </w:rPr>
               <w:t xml:space="preserve">JOB / TASK DESCRIPTION</w:t>
             </w:r>
@@ -1083,8 +1078,8 @@
             <w:r>
               <w:rPr>
                 <w:b/>
-                <w:sz w:val="24"/>
-                <w:szCs w:val="24"/>
+                <w:sz w:val="28"/>
+                <w:szCs w:val="28"/>
               </w:rPr>
               <w:t xml:space="preserve">-</w:t>
             </w:r>
@@ -1117,8 +1112,8 @@
             <w:r>
               <w:rPr>
                 <w:b/>
-                <w:sz w:val="24"/>
-                <w:szCs w:val="24"/>
+                <w:sz w:val="28"/>
+                <w:szCs w:val="28"/>
               </w:rPr>
               <w:t xml:space="preserve">3</w:t>
             </w:r>
@@ -1137,8 +1132,8 @@
             <w:r>
               <w:rPr>
                 <w:b/>
-                <w:sz w:val="24"/>
-                <w:szCs w:val="24"/>
+                <w:sz w:val="28"/>
+                <w:szCs w:val="28"/>
               </w:rPr>
               <w:t xml:space="preserve">ANALYSIS OF JOB PERFORMANCE</w:t>
             </w:r>
@@ -1165,8 +1160,8 @@
             <w:r>
               <w:rPr>
                 <w:b/>
-                <w:sz w:val="24"/>
-                <w:szCs w:val="24"/>
+                <w:sz w:val="28"/>
+                <w:szCs w:val="28"/>
               </w:rPr>
               <w:t xml:space="preserve">-</w:t>
             </w:r>
@@ -1199,8 +1194,8 @@
             <w:r>
               <w:rPr>
                 <w:b/>
-                <w:sz w:val="24"/>
-                <w:szCs w:val="24"/>
+                <w:sz w:val="28"/>
+                <w:szCs w:val="28"/>
               </w:rPr>
               <w:t xml:space="preserve">4</w:t>
             </w:r>
@@ -1219,8 +1214,8 @@
             <w:r>
               <w:rPr>
                 <w:b/>
-                <w:sz w:val="24"/>
-                <w:szCs w:val="24"/>
+                <w:sz w:val="28"/>
+                <w:szCs w:val="28"/>
               </w:rPr>
               <w:t xml:space="preserve">LEARNING OUTCOMES</w:t>
             </w:r>
@@ -1247,8 +1242,8 @@
             <w:r>
               <w:rPr>
                 <w:b/>
-                <w:sz w:val="24"/>
-                <w:szCs w:val="24"/>
+                <w:sz w:val="28"/>
+                <w:szCs w:val="28"/>
               </w:rPr>
               <w:t xml:space="preserve">-</w:t>
             </w:r>
@@ -1281,8 +1276,8 @@
             <w:r>
               <w:rPr>
                 <w:b/>
-                <w:sz w:val="24"/>
-                <w:szCs w:val="24"/>
+                <w:sz w:val="28"/>
+                <w:szCs w:val="28"/>
               </w:rPr>
               <w:t xml:space="preserve">5</w:t>
             </w:r>
@@ -1301,8 +1296,8 @@
             <w:r>
               <w:rPr>
                 <w:b/>
-                <w:sz w:val="24"/>
-                <w:szCs w:val="24"/>
+                <w:sz w:val="28"/>
+                <w:szCs w:val="28"/>
               </w:rPr>
               <w:t xml:space="preserve">SUMMARY AND CONCLUSION</w:t>
             </w:r>
@@ -1329,8 +1324,8 @@
             <w:r>
               <w:rPr>
                 <w:b/>
-                <w:sz w:val="24"/>
-                <w:szCs w:val="24"/>
+                <w:sz w:val="28"/>
+                <w:szCs w:val="28"/>
               </w:rPr>
               <w:t xml:space="preserve">-</w:t>
             </w:r>
@@ -1363,8 +1358,8 @@
             <w:r>
               <w:rPr>
                 <w:b/>
-                <w:sz w:val="24"/>
-                <w:szCs w:val="24"/>
+                <w:sz w:val="28"/>
+                <w:szCs w:val="28"/>
               </w:rPr>
               <w:t xml:space="preserve">6</w:t>
             </w:r>
@@ -1383,8 +1378,8 @@
             <w:r>
               <w:rPr>
                 <w:b/>
-                <w:sz w:val="24"/>
-                <w:szCs w:val="24"/>
+                <w:sz w:val="28"/>
+                <w:szCs w:val="28"/>
               </w:rPr>
               <w:t xml:space="preserve">REFERENCES</w:t>
             </w:r>
@@ -1411,8 +1406,8 @@
             <w:r>
               <w:rPr>
                 <w:b/>
-                <w:sz w:val="24"/>
-                <w:szCs w:val="24"/>
+                <w:sz w:val="28"/>
+                <w:szCs w:val="28"/>
               </w:rPr>
               <w:t xml:space="preserve">-</w:t>
             </w:r>
@@ -1513,8 +1508,8 @@
       <w:r>
         <w:rPr>
           <w:b/>
-          <w:sz w:val="28"/>
-          <w:szCs w:val="28"/>
+          <w:sz w:val="32"/>
+          <w:szCs w:val="32"/>
         </w:rPr>
         <w:t xml:space="preserve">CHAPTER  1</w:t>
       </w:r>
@@ -1527,8 +1522,8 @@
       <w:r>
         <w:rPr>
           <w:b/>
-          <w:sz w:val="28"/>
-          <w:szCs w:val="28"/>
+          <w:sz w:val="32"/>
+          <w:szCs w:val="32"/>
         </w:rPr>
         <w:t xml:space="preserve">INDUSTRY AND COMPANY OVERVIEW</w:t>
       </w:r>
@@ -1567,8 +1562,8 @@
       <w:r>
         <w:rPr>
           <w:b/>
-          <w:sz w:val="26"/>
-          <w:szCs w:val="26"/>
+          <w:sz w:val="28"/>
+          <w:szCs w:val="28"/>
         </w:rPr>
         <w:t xml:space="preserve">1.1  GLOBAL MARKETING AND EXPERIENTIAL LANDSCAPE</w:t>
       </w:r>
@@ -1611,8 +1606,8 @@
       <w:r>
         <w:rPr>
           <w:b/>
-          <w:sz w:val="26"/>
-          <w:szCs w:val="26"/>
+          <w:sz w:val="28"/>
+          <w:szCs w:val="28"/>
         </w:rPr>
         <w:t xml:space="preserve">1.2  THE INDIAN ADVERTISING AND EVENTS CONTEXT</w:t>
       </w:r>
@@ -1672,8 +1667,8 @@
       <w:r>
         <w:rPr>
           <w:b/>
-          <w:sz w:val="26"/>
-          <w:szCs w:val="26"/>
+          <w:sz w:val="28"/>
+          <w:szCs w:val="28"/>
         </w:rPr>
         <w:t xml:space="preserve">1.3  COMPANY OVERVIEW: ACTC STUDIO PRIVATE LIMITED</w:t>
       </w:r>
@@ -1791,8 +1786,8 @@
             <w:r>
               <w:rPr>
                 <w:b/>
-                <w:sz w:val="22"/>
-                <w:szCs w:val="22"/>
+                <w:sz w:val="24"/>
+                <w:szCs w:val="24"/>
               </w:rPr>
               <w:t xml:space="preserve">Service Line</w:t>
             </w:r>
@@ -1812,8 +1807,8 @@
             <w:r>
               <w:rPr>
                 <w:b/>
-                <w:sz w:val="22"/>
-                <w:szCs w:val="22"/>
+                <w:sz w:val="24"/>
+                <w:szCs w:val="24"/>
               </w:rPr>
               <w:t xml:space="preserve">Nature of Work</w:t>
             </w:r>
@@ -1833,8 +1828,8 @@
             <w:r>
               <w:rPr>
                 <w:b/>
-                <w:sz w:val="22"/>
-                <w:szCs w:val="22"/>
+                <w:sz w:val="24"/>
+                <w:szCs w:val="24"/>
               </w:rPr>
               <w:t xml:space="preserve">Typical Deliverable</w:t>
             </w:r>
@@ -1857,8 +1852,8 @@
             </w:pPr>
             <w:r>
               <w:rPr>
-                <w:sz w:val="22"/>
-                <w:szCs w:val="22"/>
+                <w:sz w:val="24"/>
+                <w:szCs w:val="24"/>
               </w:rPr>
               <w:t xml:space="preserve">Branding and Creative Design</w:t>
             </w:r>
@@ -1876,8 +1871,8 @@
             </w:pPr>
             <w:r>
               <w:rPr>
-                <w:sz w:val="22"/>
-                <w:szCs w:val="22"/>
+                <w:sz w:val="24"/>
+                <w:szCs w:val="24"/>
               </w:rPr>
               <w:t xml:space="preserve">Brand identity, campaign creatives and content for social and professional platforms</w:t>
             </w:r>
@@ -1895,8 +1890,8 @@
             </w:pPr>
             <w:r>
               <w:rPr>
-                <w:sz w:val="22"/>
-                <w:szCs w:val="22"/>
+                <w:sz w:val="24"/>
+                <w:szCs w:val="24"/>
               </w:rPr>
               <w:t xml:space="preserve">Creative assets, LinkedIn and social posts, campaign collateral</w:t>
             </w:r>
@@ -1919,8 +1914,8 @@
             </w:pPr>
             <w:r>
               <w:rPr>
-                <w:sz w:val="22"/>
-                <w:szCs w:val="22"/>
+                <w:sz w:val="24"/>
+                <w:szCs w:val="24"/>
               </w:rPr>
               <w:t xml:space="preserve">Digital Marketing</w:t>
             </w:r>
@@ -1938,8 +1933,8 @@
             </w:pPr>
             <w:r>
               <w:rPr>
-                <w:sz w:val="22"/>
-                <w:szCs w:val="22"/>
+                <w:sz w:val="24"/>
+                <w:szCs w:val="24"/>
               </w:rPr>
               <w:t xml:space="preserve">Presence and performance work across Instagram, Facebook, LinkedIn and related platforms, with website and content support</w:t>
             </w:r>
@@ -1957,8 +1952,8 @@
             </w:pPr>
             <w:r>
               <w:rPr>
-                <w:sz w:val="22"/>
-                <w:szCs w:val="22"/>
+                <w:sz w:val="24"/>
+                <w:szCs w:val="24"/>
               </w:rPr>
               <w:t xml:space="preserve">Campaign plans, proposals, content calendars, analytics reports</w:t>
             </w:r>
@@ -1981,8 +1976,8 @@
             </w:pPr>
             <w:r>
               <w:rPr>
-                <w:sz w:val="22"/>
-                <w:szCs w:val="22"/>
+                <w:sz w:val="24"/>
+                <w:szCs w:val="24"/>
               </w:rPr>
               <w:t xml:space="preserve">Affiliate and Below-the-Line Marketing</w:t>
             </w:r>
@@ -2000,8 +1995,8 @@
             </w:pPr>
             <w:r>
               <w:rPr>
-                <w:sz w:val="22"/>
-                <w:szCs w:val="22"/>
+                <w:sz w:val="24"/>
+                <w:szCs w:val="24"/>
               </w:rPr>
               <w:t xml:space="preserve">Affiliate arrangements, point-of-sale material, out-of-home and print placements supporting a campaign or event</w:t>
             </w:r>
@@ -2019,8 +2014,8 @@
             </w:pPr>
             <w:r>
               <w:rPr>
-                <w:sz w:val="22"/>
-                <w:szCs w:val="22"/>
+                <w:sz w:val="24"/>
+                <w:szCs w:val="24"/>
               </w:rPr>
               <w:t xml:space="preserve">BTL plans, POS collateral, OOH and newspaper placements</w:t>
             </w:r>
@@ -2043,8 +2038,8 @@
             </w:pPr>
             <w:r>
               <w:rPr>
-                <w:sz w:val="22"/>
-                <w:szCs w:val="22"/>
+                <w:sz w:val="24"/>
+                <w:szCs w:val="24"/>
               </w:rPr>
               <w:t xml:space="preserve">Influencer Marketing</w:t>
             </w:r>
@@ -2062,8 +2057,8 @@
             </w:pPr>
             <w:r>
               <w:rPr>
-                <w:sz w:val="22"/>
-                <w:szCs w:val="22"/>
+                <w:sz w:val="24"/>
+                <w:szCs w:val="24"/>
               </w:rPr>
               <w:t xml:space="preserve">Identification of creators, outreach, collaboration and promotional campaign management</w:t>
             </w:r>
@@ -2081,8 +2076,8 @@
             </w:pPr>
             <w:r>
               <w:rPr>
-                <w:sz w:val="22"/>
-                <w:szCs w:val="22"/>
+                <w:sz w:val="24"/>
+                <w:szCs w:val="24"/>
               </w:rPr>
               <w:t xml:space="preserve">Influencer databases, campaign briefs, promotional posts</w:t>
             </w:r>
@@ -2105,8 +2100,8 @@
             </w:pPr>
             <w:r>
               <w:rPr>
-                <w:sz w:val="22"/>
-                <w:szCs w:val="22"/>
+                <w:sz w:val="24"/>
+                <w:szCs w:val="24"/>
               </w:rPr>
               <w:t xml:space="preserve">Events and Experiential</w:t>
             </w:r>
@@ -2124,8 +2119,8 @@
             </w:pPr>
             <w:r>
               <w:rPr>
-                <w:sz w:val="22"/>
-                <w:szCs w:val="22"/>
+                <w:sz w:val="24"/>
+                <w:szCs w:val="24"/>
               </w:rPr>
               <w:t xml:space="preserve">Promotion, partnership sourcing, production support and on-ground logistics for live events</w:t>
             </w:r>
@@ -2143,8 +2138,8 @@
             </w:pPr>
             <w:r>
               <w:rPr>
-                <w:sz w:val="22"/>
-                <w:szCs w:val="22"/>
+                <w:sz w:val="24"/>
+                <w:szCs w:val="24"/>
               </w:rPr>
               <w:t xml:space="preserve">Partner and sponsor arrangements, event promotion, on-site execution</w:t>
             </w:r>
@@ -2167,8 +2162,8 @@
       <w:r>
         <w:rPr>
           <w:b/>
-          <w:sz w:val="26"/>
-          <w:szCs w:val="26"/>
+          <w:sz w:val="28"/>
+          <w:szCs w:val="28"/>
         </w:rPr>
         <w:t xml:space="preserve">1.4  STRATEGIC FOCUS AND CULTURE</w:t>
       </w:r>
@@ -2385,8 +2380,8 @@
       <w:r>
         <w:rPr>
           <w:b/>
-          <w:sz w:val="26"/>
-          <w:szCs w:val="26"/>
+          <w:sz w:val="28"/>
+          <w:szCs w:val="28"/>
         </w:rPr>
         <w:t xml:space="preserve">1.5  SWOT ANALYSIS</w:t>
       </w:r>
@@ -2874,8 +2869,8 @@
       <w:r>
         <w:rPr>
           <w:b/>
-          <w:sz w:val="26"/>
-          <w:szCs w:val="26"/>
+          <w:sz w:val="28"/>
+          <w:szCs w:val="28"/>
         </w:rPr>
         <w:t xml:space="preserve">1.6  KEY COMPETITORS</w:t>
       </w:r>
@@ -2950,8 +2945,8 @@
             <w:r>
               <w:rPr>
                 <w:b/>
-                <w:sz w:val="22"/>
-                <w:szCs w:val="22"/>
+                <w:sz w:val="24"/>
+                <w:szCs w:val="24"/>
               </w:rPr>
               <w:t xml:space="preserve">Category</w:t>
             </w:r>
@@ -2971,8 +2966,8 @@
             <w:r>
               <w:rPr>
                 <w:b/>
-                <w:sz w:val="22"/>
-                <w:szCs w:val="22"/>
+                <w:sz w:val="24"/>
+                <w:szCs w:val="24"/>
               </w:rPr>
               <w:t xml:space="preserve">Offering</w:t>
             </w:r>
@@ -2992,8 +2987,8 @@
             <w:r>
               <w:rPr>
                 <w:b/>
-                <w:sz w:val="22"/>
-                <w:szCs w:val="22"/>
+                <w:sz w:val="24"/>
+                <w:szCs w:val="24"/>
               </w:rPr>
               <w:t xml:space="preserve">Key Focus Area</w:t>
             </w:r>
@@ -3016,8 +3011,8 @@
             </w:pPr>
             <w:r>
               <w:rPr>
-                <w:sz w:val="22"/>
-                <w:szCs w:val="22"/>
+                <w:sz w:val="24"/>
+                <w:szCs w:val="24"/>
               </w:rPr>
               <w:t xml:space="preserve">International network agencies</w:t>
             </w:r>
@@ -3035,8 +3030,8 @@
             </w:pPr>
             <w:r>
               <w:rPr>
-                <w:sz w:val="22"/>
-                <w:szCs w:val="22"/>
+                <w:sz w:val="24"/>
+                <w:szCs w:val="24"/>
               </w:rPr>
               <w:t xml:space="preserve">Integrated advertising, media planning and buying at national scale</w:t>
             </w:r>
@@ -3054,8 +3049,8 @@
             </w:pPr>
             <w:r>
               <w:rPr>
-                <w:sz w:val="22"/>
-                <w:szCs w:val="22"/>
+                <w:sz w:val="24"/>
+                <w:szCs w:val="24"/>
               </w:rPr>
               <w:t xml:space="preserve">Large national and multinational brand accounts</w:t>
             </w:r>
@@ -3078,8 +3073,8 @@
             </w:pPr>
             <w:r>
               <w:rPr>
-                <w:sz w:val="22"/>
-                <w:szCs w:val="22"/>
+                <w:sz w:val="24"/>
+                <w:szCs w:val="24"/>
               </w:rPr>
               <w:t xml:space="preserve">National digital agencies</w:t>
             </w:r>
@@ -3097,8 +3092,8 @@
             </w:pPr>
             <w:r>
               <w:rPr>
-                <w:sz w:val="22"/>
-                <w:szCs w:val="22"/>
+                <w:sz w:val="24"/>
+                <w:szCs w:val="24"/>
               </w:rPr>
               <w:t xml:space="preserve">Performance marketing, social media and content at scale</w:t>
             </w:r>
@@ -3116,8 +3111,8 @@
             </w:pPr>
             <w:r>
               <w:rPr>
-                <w:sz w:val="22"/>
-                <w:szCs w:val="22"/>
+                <w:sz w:val="24"/>
+                <w:szCs w:val="24"/>
               </w:rPr>
               <w:t xml:space="preserve">Retained digital mandates for larger advertisers</w:t>
             </w:r>
@@ -3140,8 +3135,8 @@
             </w:pPr>
             <w:r>
               <w:rPr>
-                <w:sz w:val="22"/>
-                <w:szCs w:val="22"/>
+                <w:sz w:val="24"/>
+                <w:szCs w:val="24"/>
               </w:rPr>
               <w:t xml:space="preserve">National event and experiential companies</w:t>
             </w:r>
@@ -3159,8 +3154,8 @@
             </w:pPr>
             <w:r>
               <w:rPr>
-                <w:sz w:val="22"/>
-                <w:szCs w:val="22"/>
+                <w:sz w:val="24"/>
+                <w:szCs w:val="24"/>
               </w:rPr>
               <w:t xml:space="preserve">Large-format events, exhibitions and brand activations</w:t>
             </w:r>
@@ -3178,8 +3173,8 @@
             </w:pPr>
             <w:r>
               <w:rPr>
-                <w:sz w:val="22"/>
-                <w:szCs w:val="22"/>
+                <w:sz w:val="24"/>
+                <w:szCs w:val="24"/>
               </w:rPr>
               <w:t xml:space="preserve">Enterprise and IP-led event properties</w:t>
             </w:r>
@@ -3253,8 +3248,8 @@
             <w:r>
               <w:rPr>
                 <w:b/>
-                <w:sz w:val="22"/>
-                <w:szCs w:val="22"/>
+                <w:sz w:val="24"/>
+                <w:szCs w:val="24"/>
               </w:rPr>
               <w:t xml:space="preserve">Category</w:t>
             </w:r>
@@ -3274,8 +3269,8 @@
             <w:r>
               <w:rPr>
                 <w:b/>
-                <w:sz w:val="22"/>
-                <w:szCs w:val="22"/>
+                <w:sz w:val="24"/>
+                <w:szCs w:val="24"/>
               </w:rPr>
               <w:t xml:space="preserve">Offering</w:t>
             </w:r>
@@ -3295,8 +3290,8 @@
             <w:r>
               <w:rPr>
                 <w:b/>
-                <w:sz w:val="22"/>
-                <w:szCs w:val="22"/>
+                <w:sz w:val="24"/>
+                <w:szCs w:val="24"/>
               </w:rPr>
               <w:t xml:space="preserve">Key Focus Area</w:t>
             </w:r>
@@ -3319,8 +3314,8 @@
             </w:pPr>
             <w:r>
               <w:rPr>
-                <w:sz w:val="22"/>
-                <w:szCs w:val="22"/>
+                <w:sz w:val="24"/>
+                <w:szCs w:val="24"/>
               </w:rPr>
               <w:t xml:space="preserve">Established Chennai creative agencies</w:t>
             </w:r>
@@ -3338,8 +3333,8 @@
             </w:pPr>
             <w:r>
               <w:rPr>
-                <w:sz w:val="22"/>
-                <w:szCs w:val="22"/>
+                <w:sz w:val="24"/>
+                <w:szCs w:val="24"/>
               </w:rPr>
               <w:t xml:space="preserve">Branding, creative and digital services with long local presence</w:t>
             </w:r>
@@ -3357,8 +3352,8 @@
             </w:pPr>
             <w:r>
               <w:rPr>
-                <w:sz w:val="22"/>
-                <w:szCs w:val="22"/>
+                <w:sz w:val="24"/>
+                <w:szCs w:val="24"/>
               </w:rPr>
               <w:t xml:space="preserve">Regional brands and mid-sized businesses</w:t>
             </w:r>
@@ -3381,8 +3376,8 @@
             </w:pPr>
             <w:r>
               <w:rPr>
-                <w:sz w:val="22"/>
-                <w:szCs w:val="22"/>
+                <w:sz w:val="24"/>
+                <w:szCs w:val="24"/>
               </w:rPr>
               <w:t xml:space="preserve">Regional digital marketing agencies</w:t>
             </w:r>
@@ -3400,8 +3395,8 @@
             </w:pPr>
             <w:r>
               <w:rPr>
-                <w:sz w:val="22"/>
-                <w:szCs w:val="22"/>
+                <w:sz w:val="24"/>
+                <w:szCs w:val="24"/>
               </w:rPr>
               <w:t xml:space="preserve">Social media management, SEO, paid media and websites</w:t>
             </w:r>
@@ -3419,8 +3414,8 @@
             </w:pPr>
             <w:r>
               <w:rPr>
-                <w:sz w:val="22"/>
-                <w:szCs w:val="22"/>
+                <w:sz w:val="24"/>
+                <w:szCs w:val="24"/>
               </w:rPr>
               <w:t xml:space="preserve">Local businesses and small and medium enterprises</w:t>
             </w:r>
@@ -3443,8 +3438,8 @@
             </w:pPr>
             <w:r>
               <w:rPr>
-                <w:sz w:val="22"/>
-                <w:szCs w:val="22"/>
+                <w:sz w:val="24"/>
+                <w:szCs w:val="24"/>
               </w:rPr>
               <w:t xml:space="preserve">Local event management firms</w:t>
             </w:r>
@@ -3462,8 +3457,8 @@
             </w:pPr>
             <w:r>
               <w:rPr>
-                <w:sz w:val="22"/>
-                <w:szCs w:val="22"/>
+                <w:sz w:val="24"/>
+                <w:szCs w:val="24"/>
               </w:rPr>
               <w:t xml:space="preserve">Concerts, weddings, corporate events and on-ground execution</w:t>
             </w:r>
@@ -3481,8 +3476,8 @@
             </w:pPr>
             <w:r>
               <w:rPr>
-                <w:sz w:val="22"/>
-                <w:szCs w:val="22"/>
+                <w:sz w:val="24"/>
+                <w:szCs w:val="24"/>
               </w:rPr>
               <w:t xml:space="preserve">Event promoters and corporate clients</w:t>
             </w:r>
@@ -3556,8 +3551,8 @@
             <w:r>
               <w:rPr>
                 <w:b/>
-                <w:sz w:val="22"/>
-                <w:szCs w:val="22"/>
+                <w:sz w:val="24"/>
+                <w:szCs w:val="24"/>
               </w:rPr>
               <w:t xml:space="preserve">Category</w:t>
             </w:r>
@@ -3577,8 +3572,8 @@
             <w:r>
               <w:rPr>
                 <w:b/>
-                <w:sz w:val="22"/>
-                <w:szCs w:val="22"/>
+                <w:sz w:val="24"/>
+                <w:szCs w:val="24"/>
               </w:rPr>
               <w:t xml:space="preserve">Offering</w:t>
             </w:r>
@@ -3598,8 +3593,8 @@
             <w:r>
               <w:rPr>
                 <w:b/>
-                <w:sz w:val="22"/>
-                <w:szCs w:val="22"/>
+                <w:sz w:val="24"/>
+                <w:szCs w:val="24"/>
               </w:rPr>
               <w:t xml:space="preserve">Competitive Effect</w:t>
             </w:r>
@@ -3622,8 +3617,8 @@
             </w:pPr>
             <w:r>
               <w:rPr>
-                <w:sz w:val="22"/>
-                <w:szCs w:val="22"/>
+                <w:sz w:val="24"/>
+                <w:szCs w:val="24"/>
               </w:rPr>
               <w:t xml:space="preserve">Influencer marketing platforms</w:t>
             </w:r>
@@ -3641,8 +3636,8 @@
             </w:pPr>
             <w:r>
               <w:rPr>
-                <w:sz w:val="22"/>
-                <w:szCs w:val="22"/>
+                <w:sz w:val="24"/>
+                <w:szCs w:val="24"/>
               </w:rPr>
               <w:t xml:space="preserve">Creator discovery, campaign management and measurement through technology platforms</w:t>
             </w:r>
@@ -3660,8 +3655,8 @@
             </w:pPr>
             <w:r>
               <w:rPr>
-                <w:sz w:val="22"/>
-                <w:szCs w:val="22"/>
+                <w:sz w:val="24"/>
+                <w:szCs w:val="24"/>
               </w:rPr>
               <w:t xml:space="preserve">Compete for influencer campaign budgets with data-led propositions</w:t>
             </w:r>
@@ -3684,8 +3679,8 @@
             </w:pPr>
             <w:r>
               <w:rPr>
-                <w:sz w:val="22"/>
-                <w:szCs w:val="22"/>
+                <w:sz w:val="24"/>
+                <w:szCs w:val="24"/>
               </w:rPr>
               <w:t xml:space="preserve">Freelance designers and marketers</w:t>
             </w:r>
@@ -3703,8 +3698,8 @@
             </w:pPr>
             <w:r>
               <w:rPr>
-                <w:sz w:val="22"/>
-                <w:szCs w:val="22"/>
+                <w:sz w:val="24"/>
+                <w:szCs w:val="24"/>
               </w:rPr>
               <w:t xml:space="preserve">Individual creative and social media services at low cost</w:t>
             </w:r>
@@ -3722,8 +3717,8 @@
             </w:pPr>
             <w:r>
               <w:rPr>
-                <w:sz w:val="22"/>
-                <w:szCs w:val="22"/>
+                <w:sz w:val="24"/>
+                <w:szCs w:val="24"/>
               </w:rPr>
               <w:t xml:space="preserve">Set a low price expectation for standalone deliverables</w:t>
             </w:r>
@@ -3746,8 +3741,8 @@
             </w:pPr>
             <w:r>
               <w:rPr>
-                <w:sz w:val="22"/>
-                <w:szCs w:val="22"/>
+                <w:sz w:val="24"/>
+                <w:szCs w:val="24"/>
               </w:rPr>
               <w:t xml:space="preserve">In-house brand teams</w:t>
             </w:r>
@@ -3765,8 +3760,8 @@
             </w:pPr>
             <w:r>
               <w:rPr>
-                <w:sz w:val="22"/>
-                <w:szCs w:val="22"/>
+                <w:sz w:val="24"/>
+                <w:szCs w:val="24"/>
               </w:rPr>
               <w:t xml:space="preserve">Marketing and content produced by the client’s own team</w:t>
             </w:r>
@@ -3784,8 +3779,8 @@
             </w:pPr>
             <w:r>
               <w:rPr>
-                <w:sz w:val="22"/>
-                <w:szCs w:val="22"/>
+                <w:sz w:val="24"/>
+                <w:szCs w:val="24"/>
               </w:rPr>
               <w:t xml:space="preserve">Reduce the scope outsourced to agencies, particularly routine content</w:t>
             </w:r>
@@ -3808,8 +3803,8 @@
       <w:r>
         <w:rPr>
           <w:b/>
-          <w:sz w:val="26"/>
-          <w:szCs w:val="26"/>
+          <w:sz w:val="28"/>
+          <w:szCs w:val="28"/>
         </w:rPr>
         <w:t xml:space="preserve">1.7  COMPETITIVE POSITIONING</w:t>
       </w:r>
@@ -3842,8 +3837,8 @@
       <w:r>
         <w:rPr>
           <w:b/>
-          <w:sz w:val="26"/>
-          <w:szCs w:val="26"/>
+          <w:sz w:val="28"/>
+          <w:szCs w:val="28"/>
         </w:rPr>
         <w:t xml:space="preserve">1.8  KEY MILESTONES</w:t>
       </w:r>
@@ -3988,8 +3983,8 @@
       <w:r>
         <w:rPr>
           <w:b/>
-          <w:sz w:val="28"/>
-          <w:szCs w:val="28"/>
+          <w:sz w:val="32"/>
+          <w:szCs w:val="32"/>
         </w:rPr>
         <w:t xml:space="preserve">CHAPTER  2</w:t>
       </w:r>
@@ -4002,8 +3997,8 @@
       <w:r>
         <w:rPr>
           <w:b/>
-          <w:sz w:val="28"/>
-          <w:szCs w:val="28"/>
+          <w:sz w:val="32"/>
+          <w:szCs w:val="32"/>
         </w:rPr>
         <w:t xml:space="preserve">JOB / TASK DESCRIPTION</w:t>
       </w:r>
@@ -4042,8 +4037,8 @@
       <w:r>
         <w:rPr>
           <w:b/>
-          <w:sz w:val="26"/>
-          <w:szCs w:val="26"/>
+          <w:sz w:val="28"/>
+          <w:szCs w:val="28"/>
         </w:rPr>
         <w:t xml:space="preserve">2.1  OBJECTIVES OF THE INTERNSHIP</w:t>
       </w:r>
@@ -4220,8 +4215,8 @@
       <w:r>
         <w:rPr>
           <w:b/>
-          <w:sz w:val="26"/>
-          <w:szCs w:val="26"/>
+          <w:sz w:val="28"/>
+          <w:szCs w:val="28"/>
         </w:rPr>
         <w:t xml:space="preserve">2.2  INITIAL ONBOARDING AND TRAINING</w:t>
       </w:r>
@@ -4337,8 +4332,8 @@
       <w:r>
         <w:rPr>
           <w:b/>
-          <w:sz w:val="26"/>
-          <w:szCs w:val="26"/>
+          <w:sz w:val="28"/>
+          <w:szCs w:val="28"/>
         </w:rPr>
         <w:t xml:space="preserve">2.3  WORK PLAN AND SCOPE</w:t>
       </w:r>
@@ -4912,8 +4907,8 @@
       <w:r>
         <w:rPr>
           <w:b/>
-          <w:sz w:val="26"/>
-          <w:szCs w:val="26"/>
+          <w:sz w:val="28"/>
+          <w:szCs w:val="28"/>
         </w:rPr>
         <w:t xml:space="preserve">2.4  TIMELINE OF ACTIVITIES</w:t>
       </w:r>
@@ -5477,8 +5472,8 @@
       <w:r>
         <w:rPr>
           <w:b/>
-          <w:sz w:val="26"/>
-          <w:szCs w:val="26"/>
+          <w:sz w:val="28"/>
+          <w:szCs w:val="28"/>
         </w:rPr>
         <w:t xml:space="preserve">2.5  TOOLS AND SOFTWARE USED</w:t>
       </w:r>
@@ -5627,8 +5622,8 @@
       <w:r>
         <w:rPr>
           <w:b/>
-          <w:sz w:val="26"/>
-          <w:szCs w:val="26"/>
+          <w:sz w:val="28"/>
+          <w:szCs w:val="28"/>
         </w:rPr>
         <w:t xml:space="preserve">2.6  APPLICATION OF ACADEMIC KNOWLEDGE</w:t>
       </w:r>
@@ -6012,8 +6007,8 @@
       <w:r>
         <w:rPr>
           <w:b/>
-          <w:sz w:val="26"/>
-          <w:szCs w:val="26"/>
+          <w:sz w:val="28"/>
+          <w:szCs w:val="28"/>
         </w:rPr>
         <w:t xml:space="preserve">2.7  SKILLS DEVELOPED DURING THE INTERNSHIP</w:t>
       </w:r>
@@ -6237,8 +6232,8 @@
       <w:r>
         <w:rPr>
           <w:b/>
-          <w:sz w:val="26"/>
-          <w:szCs w:val="26"/>
+          <w:sz w:val="28"/>
+          <w:szCs w:val="28"/>
         </w:rPr>
         <w:t xml:space="preserve">2.8  KEY OBSERVATIONS FROM THE JOB</w:t>
       </w:r>
@@ -6289,8 +6284,8 @@
       <w:r>
         <w:rPr>
           <w:b/>
-          <w:sz w:val="26"/>
-          <w:szCs w:val="26"/>
+          <w:sz w:val="28"/>
+          <w:szCs w:val="28"/>
         </w:rPr>
         <w:t xml:space="preserve">2.9  CHALLENGES ENCOUNTERED DURING THE INTERNSHIP</w:t>
       </w:r>
@@ -6439,8 +6434,8 @@
       <w:r>
         <w:rPr>
           <w:b/>
-          <w:sz w:val="26"/>
-          <w:szCs w:val="26"/>
+          <w:sz w:val="28"/>
+          <w:szCs w:val="28"/>
         </w:rPr>
         <w:t xml:space="preserve">2.10  OVERALL JOB EXPERIENCE</w:t>
       </w:r>
@@ -6482,8 +6477,8 @@
       <w:r>
         <w:rPr>
           <w:b/>
-          <w:sz w:val="26"/>
-          <w:szCs w:val="26"/>
+          <w:sz w:val="28"/>
+          <w:szCs w:val="28"/>
         </w:rPr>
         <w:t xml:space="preserve">2.11  SUMMARY OF RESPONSIBILITIES</w:t>
       </w:r>
@@ -6542,8 +6537,8 @@
             <w:r>
               <w:rPr>
                 <w:b/>
-                <w:sz w:val="22"/>
-                <w:szCs w:val="22"/>
+                <w:sz w:val="24"/>
+                <w:szCs w:val="24"/>
               </w:rPr>
               <w:t xml:space="preserve">S. No.</w:t>
             </w:r>
@@ -6563,8 +6558,8 @@
             <w:r>
               <w:rPr>
                 <w:b/>
-                <w:sz w:val="22"/>
-                <w:szCs w:val="22"/>
+                <w:sz w:val="24"/>
+                <w:szCs w:val="24"/>
               </w:rPr>
               <w:t xml:space="preserve">Area of Work</w:t>
             </w:r>
@@ -6584,8 +6579,8 @@
             <w:r>
               <w:rPr>
                 <w:b/>
-                <w:sz w:val="22"/>
-                <w:szCs w:val="22"/>
+                <w:sz w:val="24"/>
+                <w:szCs w:val="24"/>
               </w:rPr>
               <w:t xml:space="preserve">Major Responsibility</w:t>
             </w:r>
@@ -6609,8 +6604,8 @@
             <w:r>
               <w:rPr>
                 <w:b/>
-                <w:sz w:val="22"/>
-                <w:szCs w:val="22"/>
+                <w:sz w:val="24"/>
+                <w:szCs w:val="24"/>
               </w:rPr>
               <w:t xml:space="preserve">1</w:t>
             </w:r>
@@ -6629,8 +6624,8 @@
             <w:r>
               <w:rPr>
                 <w:b/>
-                <w:sz w:val="22"/>
-                <w:szCs w:val="22"/>
+                <w:sz w:val="24"/>
+                <w:szCs w:val="24"/>
               </w:rPr>
               <w:t xml:space="preserve">Marketing Fundamentals</w:t>
             </w:r>
@@ -6648,8 +6643,8 @@
             </w:pPr>
             <w:r>
               <w:rPr>
-                <w:sz w:val="22"/>
-                <w:szCs w:val="22"/>
+                <w:sz w:val="24"/>
+                <w:szCs w:val="24"/>
               </w:rPr>
               <w:t xml:space="preserve">Learning digital, affiliate, out-of-home, point-of-sale, television and radio advertising</w:t>
             </w:r>
@@ -6673,8 +6668,8 @@
             <w:r>
               <w:rPr>
                 <w:b/>
-                <w:sz w:val="22"/>
-                <w:szCs w:val="22"/>
+                <w:sz w:val="24"/>
+                <w:szCs w:val="24"/>
               </w:rPr>
               <w:t xml:space="preserve">2</w:t>
             </w:r>
@@ -6693,8 +6688,8 @@
             <w:r>
               <w:rPr>
                 <w:b/>
-                <w:sz w:val="22"/>
-                <w:szCs w:val="22"/>
+                <w:sz w:val="24"/>
+                <w:szCs w:val="24"/>
               </w:rPr>
               <w:t xml:space="preserve">Business Development</w:t>
             </w:r>
@@ -6712,8 +6707,8 @@
             </w:pPr>
             <w:r>
               <w:rPr>
-                <w:sz w:val="22"/>
-                <w:szCs w:val="22"/>
+                <w:sz w:val="24"/>
+                <w:szCs w:val="24"/>
               </w:rPr>
               <w:t xml:space="preserve">Collection of company contacts and despatch of partnership proposals</w:t>
             </w:r>
@@ -6737,8 +6732,8 @@
             <w:r>
               <w:rPr>
                 <w:b/>
-                <w:sz w:val="22"/>
-                <w:szCs w:val="22"/>
+                <w:sz w:val="24"/>
+                <w:szCs w:val="24"/>
               </w:rPr>
               <w:t xml:space="preserve">3</w:t>
             </w:r>
@@ -6757,8 +6752,8 @@
             <w:r>
               <w:rPr>
                 <w:b/>
-                <w:sz w:val="22"/>
-                <w:szCs w:val="22"/>
+                <w:sz w:val="24"/>
+                <w:szCs w:val="24"/>
               </w:rPr>
               <w:t xml:space="preserve">Creative Design</w:t>
             </w:r>
@@ -6776,8 +6771,8 @@
             </w:pPr>
             <w:r>
               <w:rPr>
-                <w:sz w:val="22"/>
-                <w:szCs w:val="22"/>
+                <w:sz w:val="24"/>
+                <w:szCs w:val="24"/>
               </w:rPr>
               <w:t xml:space="preserve">LinkedIn and campaign creatives for concert projects in Photoshop and Canva</w:t>
             </w:r>
@@ -6801,8 +6796,8 @@
             <w:r>
               <w:rPr>
                 <w:b/>
-                <w:sz w:val="22"/>
-                <w:szCs w:val="22"/>
+                <w:sz w:val="24"/>
+                <w:szCs w:val="24"/>
               </w:rPr>
               <w:t xml:space="preserve">4</w:t>
             </w:r>
@@ -6821,8 +6816,8 @@
             <w:r>
               <w:rPr>
                 <w:b/>
-                <w:sz w:val="22"/>
-                <w:szCs w:val="22"/>
+                <w:sz w:val="24"/>
+                <w:szCs w:val="24"/>
               </w:rPr>
               <w:t xml:space="preserve">Partnership Sourcing</w:t>
             </w:r>
@@ -6840,8 +6835,8 @@
             </w:pPr>
             <w:r>
               <w:rPr>
-                <w:sz w:val="22"/>
-                <w:szCs w:val="22"/>
+                <w:sz w:val="24"/>
+                <w:szCs w:val="24"/>
               </w:rPr>
               <w:t xml:space="preserve">Out-of-home advertising partners, hotels and restaurants in Mumbai, refreshment and food partners</w:t>
             </w:r>
@@ -6865,8 +6860,8 @@
             <w:r>
               <w:rPr>
                 <w:b/>
-                <w:sz w:val="22"/>
-                <w:szCs w:val="22"/>
+                <w:sz w:val="24"/>
+                <w:szCs w:val="24"/>
               </w:rPr>
               <w:t xml:space="preserve">5</w:t>
             </w:r>
@@ -6885,8 +6880,8 @@
             <w:r>
               <w:rPr>
                 <w:b/>
-                <w:sz w:val="22"/>
-                <w:szCs w:val="22"/>
+                <w:sz w:val="24"/>
+                <w:szCs w:val="24"/>
               </w:rPr>
               <w:t xml:space="preserve">Influencer Marketing</w:t>
             </w:r>
@@ -6904,8 +6899,8 @@
             </w:pPr>
             <w:r>
               <w:rPr>
-                <w:sz w:val="22"/>
-                <w:szCs w:val="22"/>
+                <w:sz w:val="24"/>
+                <w:szCs w:val="24"/>
               </w:rPr>
               <w:t xml:space="preserve">Identification and data collection of around two hundred influencers for promotional campaigns</w:t>
             </w:r>
@@ -6929,8 +6924,8 @@
             <w:r>
               <w:rPr>
                 <w:b/>
-                <w:sz w:val="22"/>
-                <w:szCs w:val="22"/>
+                <w:sz w:val="24"/>
+                <w:szCs w:val="24"/>
               </w:rPr>
               <w:t xml:space="preserve">6</w:t>
             </w:r>
@@ -6949,8 +6944,8 @@
             <w:r>
               <w:rPr>
                 <w:b/>
-                <w:sz w:val="22"/>
-                <w:szCs w:val="22"/>
+                <w:sz w:val="24"/>
+                <w:szCs w:val="24"/>
               </w:rPr>
               <w:t xml:space="preserve">Event Advertising</w:t>
             </w:r>
@@ -6968,8 +6963,8 @@
             </w:pPr>
             <w:r>
               <w:rPr>
-                <w:sz w:val="22"/>
-                <w:szCs w:val="22"/>
+                <w:sz w:val="24"/>
+                <w:szCs w:val="24"/>
               </w:rPr>
               <w:t xml:space="preserve">Out-of-home, point-of-sale and newspaper advertising for the Ilayaraja concert in Chennai</w:t>
             </w:r>
@@ -6993,8 +6988,8 @@
             <w:r>
               <w:rPr>
                 <w:b/>
-                <w:sz w:val="22"/>
-                <w:szCs w:val="22"/>
+                <w:sz w:val="24"/>
+                <w:szCs w:val="24"/>
               </w:rPr>
               <w:t xml:space="preserve">7</w:t>
             </w:r>
@@ -7013,8 +7008,8 @@
             <w:r>
               <w:rPr>
                 <w:b/>
-                <w:sz w:val="22"/>
-                <w:szCs w:val="22"/>
+                <w:sz w:val="24"/>
+                <w:szCs w:val="24"/>
               </w:rPr>
               <w:t xml:space="preserve">Event Logistics</w:t>
             </w:r>
@@ -7032,8 +7027,8 @@
             </w:pPr>
             <w:r>
               <w:rPr>
-                <w:sz w:val="22"/>
-                <w:szCs w:val="22"/>
+                <w:sz w:val="24"/>
+                <w:szCs w:val="24"/>
               </w:rPr>
               <w:t xml:space="preserve">Support to the production and logistics team during the event</w:t>
             </w:r>
@@ -7057,8 +7052,8 @@
             <w:r>
               <w:rPr>
                 <w:b/>
-                <w:sz w:val="22"/>
-                <w:szCs w:val="22"/>
+                <w:sz w:val="24"/>
+                <w:szCs w:val="24"/>
               </w:rPr>
               <w:t xml:space="preserve">8</w:t>
             </w:r>
@@ -7077,8 +7072,8 @@
             <w:r>
               <w:rPr>
                 <w:b/>
-                <w:sz w:val="22"/>
-                <w:szCs w:val="22"/>
+                <w:sz w:val="24"/>
+                <w:szCs w:val="24"/>
               </w:rPr>
               <w:t xml:space="preserve">Event Promotion</w:t>
             </w:r>
@@ -7096,8 +7091,8 @@
             </w:pPr>
             <w:r>
               <w:rPr>
-                <w:sz w:val="22"/>
-                <w:szCs w:val="22"/>
+                <w:sz w:val="24"/>
+                <w:szCs w:val="24"/>
               </w:rPr>
               <w:t xml:space="preserve">Promotional activity for the Prabhu Deva concert through influencer marketing</w:t>
             </w:r>
@@ -7121,8 +7116,8 @@
             <w:r>
               <w:rPr>
                 <w:b/>
-                <w:sz w:val="22"/>
-                <w:szCs w:val="22"/>
+                <w:sz w:val="24"/>
+                <w:szCs w:val="24"/>
               </w:rPr>
               <w:t xml:space="preserve">9</w:t>
             </w:r>
@@ -7141,8 +7136,8 @@
             <w:r>
               <w:rPr>
                 <w:b/>
-                <w:sz w:val="22"/>
-                <w:szCs w:val="22"/>
+                <w:sz w:val="24"/>
+                <w:szCs w:val="24"/>
               </w:rPr>
               <w:t xml:space="preserve">Data and Analytics</w:t>
             </w:r>
@@ -7160,8 +7155,8 @@
             </w:pPr>
             <w:r>
               <w:rPr>
-                <w:sz w:val="22"/>
-                <w:szCs w:val="22"/>
+                <w:sz w:val="24"/>
+                <w:szCs w:val="24"/>
               </w:rPr>
               <w:t xml:space="preserve">Trackers in Google Sheets with Social IQ and VidIQ analytics for creator assessment</w:t>
             </w:r>
@@ -7185,8 +7180,8 @@
             <w:r>
               <w:rPr>
                 <w:b/>
-                <w:sz w:val="22"/>
-                <w:szCs w:val="22"/>
+                <w:sz w:val="24"/>
+                <w:szCs w:val="24"/>
               </w:rPr>
               <w:t xml:space="preserve">10</w:t>
             </w:r>
@@ -7205,8 +7200,8 @@
             <w:r>
               <w:rPr>
                 <w:b/>
-                <w:sz w:val="22"/>
-                <w:szCs w:val="22"/>
+                <w:sz w:val="24"/>
+                <w:szCs w:val="24"/>
               </w:rPr>
               <w:t xml:space="preserve">Client Proposals</w:t>
             </w:r>
@@ -7224,8 +7219,8 @@
             </w:pPr>
             <w:r>
               <w:rPr>
-                <w:sz w:val="22"/>
-                <w:szCs w:val="22"/>
+                <w:sz w:val="24"/>
+                <w:szCs w:val="24"/>
               </w:rPr>
               <w:t xml:space="preserve">Digital marketing proposals prepared for prospective client companies</w:t>
             </w:r>
@@ -7257,8 +7252,8 @@
       <w:r>
         <w:rPr>
           <w:b/>
-          <w:sz w:val="26"/>
-          <w:szCs w:val="26"/>
+          <w:sz w:val="28"/>
+          <w:szCs w:val="28"/>
         </w:rPr>
         <w:t xml:space="preserve">2.12  CONCLUSION OF JOB / TASK DESCRIPTION</w:t>
       </w:r>
@@ -7384,8 +7379,8 @@
       <w:r>
         <w:rPr>
           <w:b/>
-          <w:sz w:val="28"/>
-          <w:szCs w:val="28"/>
+          <w:sz w:val="32"/>
+          <w:szCs w:val="32"/>
         </w:rPr>
         <w:t xml:space="preserve">CHAPTER  3</w:t>
       </w:r>
@@ -7398,8 +7393,8 @@
       <w:r>
         <w:rPr>
           <w:b/>
-          <w:sz w:val="28"/>
-          <w:szCs w:val="28"/>
+          <w:sz w:val="32"/>
+          <w:szCs w:val="32"/>
         </w:rPr>
         <w:t xml:space="preserve">ANALYSIS OF JOB PERFORMANCE</w:t>
       </w:r>
@@ -7447,8 +7442,8 @@
       <w:r>
         <w:rPr>
           <w:b/>
-          <w:sz w:val="26"/>
-          <w:szCs w:val="26"/>
+          <w:sz w:val="28"/>
+          <w:szCs w:val="28"/>
         </w:rPr>
         <w:t xml:space="preserve">3.1  QUALITY OF WORK</w:t>
       </w:r>
@@ -7565,8 +7560,8 @@
       <w:r>
         <w:rPr>
           <w:b/>
-          <w:sz w:val="26"/>
-          <w:szCs w:val="26"/>
+          <w:sz w:val="28"/>
+          <w:szCs w:val="28"/>
         </w:rPr>
         <w:t xml:space="preserve">3.2  TIMELINESS AND TASK OWNERSHIP</w:t>
       </w:r>
@@ -7669,8 +7664,8 @@
       <w:r>
         <w:rPr>
           <w:b/>
-          <w:sz w:val="26"/>
-          <w:szCs w:val="26"/>
+          <w:sz w:val="28"/>
+          <w:szCs w:val="28"/>
         </w:rPr>
         <w:t xml:space="preserve">3.3  ADAPTABILITY AND LEARNING CURVE</w:t>
       </w:r>
@@ -7786,8 +7781,8 @@
       <w:r>
         <w:rPr>
           <w:b/>
-          <w:sz w:val="26"/>
-          <w:szCs w:val="26"/>
+          <w:sz w:val="28"/>
+          <w:szCs w:val="28"/>
         </w:rPr>
         <w:t xml:space="preserve">3.4  COMMUNICATION AND COLLABORATION</w:t>
       </w:r>
@@ -7920,8 +7915,8 @@
       <w:r>
         <w:rPr>
           <w:b/>
-          <w:sz w:val="26"/>
-          <w:szCs w:val="26"/>
+          <w:sz w:val="28"/>
+          <w:szCs w:val="28"/>
         </w:rPr>
         <w:t xml:space="preserve">3.5  STRENGTHS DEMONSTRATED</w:t>
       </w:r>
@@ -8055,8 +8050,8 @@
       <w:r>
         <w:rPr>
           <w:b/>
-          <w:sz w:val="26"/>
-          <w:szCs w:val="26"/>
+          <w:sz w:val="28"/>
+          <w:szCs w:val="28"/>
         </w:rPr>
         <w:t xml:space="preserve">3.6  AREAS FOR IMPROVEMENT</w:t>
       </w:r>
@@ -8190,8 +8185,8 @@
       <w:r>
         <w:rPr>
           <w:b/>
-          <w:sz w:val="26"/>
-          <w:szCs w:val="26"/>
+          <w:sz w:val="28"/>
+          <w:szCs w:val="28"/>
         </w:rPr>
         <w:t xml:space="preserve">3.7  OVERALL PERFORMANCE</w:t>
       </w:r>
@@ -8317,8 +8312,8 @@
       <w:r>
         <w:rPr>
           <w:b/>
-          <w:sz w:val="28"/>
-          <w:szCs w:val="28"/>
+          <w:sz w:val="32"/>
+          <w:szCs w:val="32"/>
         </w:rPr>
         <w:t xml:space="preserve">CHAPTER  4</w:t>
       </w:r>
@@ -8331,8 +8326,8 @@
       <w:r>
         <w:rPr>
           <w:b/>
-          <w:sz w:val="28"/>
-          <w:szCs w:val="28"/>
+          <w:sz w:val="32"/>
+          <w:szCs w:val="32"/>
         </w:rPr>
         <w:t xml:space="preserve">LEARNING OUTCOMES</w:t>
       </w:r>
@@ -8380,8 +8375,8 @@
       <w:r>
         <w:rPr>
           <w:b/>
-          <w:sz w:val="26"/>
-          <w:szCs w:val="26"/>
+          <w:sz w:val="28"/>
+          <w:szCs w:val="28"/>
         </w:rPr>
         <w:t xml:space="preserve">4.1  TECHNICAL KNOWLEDGE ACQUIRED</w:t>
       </w:r>
@@ -8553,8 +8548,8 @@
       <w:r>
         <w:rPr>
           <w:b/>
-          <w:sz w:val="26"/>
-          <w:szCs w:val="26"/>
+          <w:sz w:val="28"/>
+          <w:szCs w:val="28"/>
         </w:rPr>
         <w:t xml:space="preserve">4.2  PRACTICAL EXPOSURE TO BUSINESS PROCESSES</w:t>
       </w:r>
@@ -8587,8 +8582,8 @@
       <w:r>
         <w:rPr>
           <w:b/>
-          <w:sz w:val="26"/>
-          <w:szCs w:val="26"/>
+          <w:sz w:val="28"/>
+          <w:szCs w:val="28"/>
         </w:rPr>
         <w:t xml:space="preserve">4.3  IMPROVEMENT IN ANALYTICAL AND SYSTEM THINKING</w:t>
       </w:r>
@@ -8621,8 +8616,8 @@
       <w:r>
         <w:rPr>
           <w:b/>
-          <w:sz w:val="26"/>
-          <w:szCs w:val="26"/>
+          <w:sz w:val="28"/>
+          <w:szCs w:val="28"/>
         </w:rPr>
         <w:t xml:space="preserve">4.4  SOFT SKILLS AND PROFESSIONAL TRAITS STRENGTHENED</w:t>
       </w:r>
@@ -8775,8 +8770,8 @@
       <w:r>
         <w:rPr>
           <w:b/>
-          <w:sz w:val="26"/>
-          <w:szCs w:val="26"/>
+          <w:sz w:val="28"/>
+          <w:szCs w:val="28"/>
         </w:rPr>
         <w:t xml:space="preserve">4.5  ALIGNMENT WITH ACADEMIC LEARNING</w:t>
       </w:r>
@@ -8835,8 +8830,8 @@
             <w:r>
               <w:rPr>
                 <w:b/>
-                <w:sz w:val="22"/>
-                <w:szCs w:val="22"/>
+                <w:sz w:val="24"/>
+                <w:szCs w:val="24"/>
               </w:rPr>
               <w:t xml:space="preserve">Academic Subject</w:t>
             </w:r>
@@ -8856,8 +8851,8 @@
             <w:r>
               <w:rPr>
                 <w:b/>
-                <w:sz w:val="22"/>
-                <w:szCs w:val="22"/>
+                <w:sz w:val="24"/>
+                <w:szCs w:val="24"/>
               </w:rPr>
               <w:t xml:space="preserve">Internship Application</w:t>
             </w:r>
@@ -8882,8 +8877,8 @@
             <w:r>
               <w:rPr>
                 <w:b/>
-                <w:sz w:val="22"/>
-                <w:szCs w:val="22"/>
+                <w:sz w:val="24"/>
+                <w:szCs w:val="24"/>
               </w:rPr>
               <w:t xml:space="preserve">Marketing Management</w:t>
             </w:r>
@@ -8901,8 +8896,8 @@
             </w:pPr>
             <w:r>
               <w:rPr>
-                <w:sz w:val="22"/>
-                <w:szCs w:val="22"/>
+                <w:sz w:val="24"/>
+                <w:szCs w:val="24"/>
               </w:rPr>
               <w:t xml:space="preserve">Channel selection across digital, affiliate, OOH, POS, television and radio for event-led campaigns</w:t>
             </w:r>
@@ -8927,8 +8922,8 @@
             <w:r>
               <w:rPr>
                 <w:b/>
-                <w:sz w:val="22"/>
-                <w:szCs w:val="22"/>
+                <w:sz w:val="24"/>
+                <w:szCs w:val="24"/>
               </w:rPr>
               <w:t xml:space="preserve">Digital and Social Media Marketing</w:t>
             </w:r>
@@ -8946,8 +8941,8 @@
             </w:pPr>
             <w:r>
               <w:rPr>
-                <w:sz w:val="22"/>
-                <w:szCs w:val="22"/>
+                <w:sz w:val="24"/>
+                <w:szCs w:val="24"/>
               </w:rPr>
               <w:t xml:space="preserve">Platform-specific creatives, influencer campaigns and analytics through Social IQ and VidIQ</w:t>
             </w:r>
@@ -8972,8 +8967,8 @@
             <w:r>
               <w:rPr>
                 <w:b/>
-                <w:sz w:val="22"/>
-                <w:szCs w:val="22"/>
+                <w:sz w:val="24"/>
+                <w:szCs w:val="24"/>
               </w:rPr>
               <w:t xml:space="preserve">Consumer Behaviour</w:t>
             </w:r>
@@ -8991,8 +8986,8 @@
             </w:pPr>
             <w:r>
               <w:rPr>
-                <w:sz w:val="22"/>
-                <w:szCs w:val="22"/>
+                <w:sz w:val="24"/>
+                <w:szCs w:val="24"/>
               </w:rPr>
               <w:t xml:space="preserve">Selection of creators and partners according to the audience of each concert</w:t>
             </w:r>
@@ -9017,8 +9012,8 @@
             <w:r>
               <w:rPr>
                 <w:b/>
-                <w:sz w:val="22"/>
-                <w:szCs w:val="22"/>
+                <w:sz w:val="24"/>
+                <w:szCs w:val="24"/>
               </w:rPr>
               <w:t xml:space="preserve">Business Development and Negotiation</w:t>
             </w:r>
@@ -9036,8 +9031,8 @@
             </w:pPr>
             <w:r>
               <w:rPr>
-                <w:sz w:val="22"/>
-                <w:szCs w:val="22"/>
+                <w:sz w:val="24"/>
+                <w:szCs w:val="24"/>
               </w:rPr>
               <w:t xml:space="preserve">Contact collection, partnership proposals and negotiation with hotels, restaurants and vendors</w:t>
             </w:r>
@@ -9062,8 +9057,8 @@
             <w:r>
               <w:rPr>
                 <w:b/>
-                <w:sz w:val="22"/>
-                <w:szCs w:val="22"/>
+                <w:sz w:val="24"/>
+                <w:szCs w:val="24"/>
               </w:rPr>
               <w:t xml:space="preserve">Project and Operations Management</w:t>
             </w:r>
@@ -9081,8 +9076,8 @@
             </w:pPr>
             <w:r>
               <w:rPr>
-                <w:sz w:val="22"/>
-                <w:szCs w:val="22"/>
+                <w:sz w:val="24"/>
+                <w:szCs w:val="24"/>
               </w:rPr>
               <w:t xml:space="preserve">Backward planning from event dates, dependency management and on-ground logistics support</w:t>
             </w:r>
@@ -9107,8 +9102,8 @@
             <w:r>
               <w:rPr>
                 <w:b/>
-                <w:sz w:val="22"/>
-                <w:szCs w:val="22"/>
+                <w:sz w:val="24"/>
+                <w:szCs w:val="24"/>
               </w:rPr>
               <w:t xml:space="preserve">Financial Management</w:t>
             </w:r>
@@ -9126,8 +9121,8 @@
             </w:pPr>
             <w:r>
               <w:rPr>
-                <w:sz w:val="22"/>
-                <w:szCs w:val="22"/>
+                <w:sz w:val="24"/>
+                <w:szCs w:val="24"/>
               </w:rPr>
               <w:t xml:space="preserve">Appreciation of event budgets, channel costs and the way partnerships reduce net event cost</w:t>
             </w:r>
@@ -9152,8 +9147,8 @@
             <w:r>
               <w:rPr>
                 <w:b/>
-                <w:sz w:val="22"/>
-                <w:szCs w:val="22"/>
+                <w:sz w:val="24"/>
+                <w:szCs w:val="24"/>
               </w:rPr>
               <w:t xml:space="preserve">Business Communication</w:t>
             </w:r>
@@ -9171,8 +9166,8 @@
             </w:pPr>
             <w:r>
               <w:rPr>
-                <w:sz w:val="22"/>
-                <w:szCs w:val="22"/>
+                <w:sz w:val="24"/>
+                <w:szCs w:val="24"/>
               </w:rPr>
               <w:t xml:space="preserve">Proposals, partner outreach, creator briefs and internal status reporting</w:t>
             </w:r>
@@ -9204,8 +9199,8 @@
       <w:r>
         <w:rPr>
           <w:b/>
-          <w:sz w:val="26"/>
-          <w:szCs w:val="26"/>
+          <w:sz w:val="28"/>
+          <w:szCs w:val="28"/>
         </w:rPr>
         <w:t xml:space="preserve">4.6  OVERALL REALISATIONS</w:t>
       </w:r>
@@ -9316,8 +9311,8 @@
       <w:r>
         <w:rPr>
           <w:b/>
-          <w:sz w:val="26"/>
-          <w:szCs w:val="26"/>
+          <w:sz w:val="28"/>
+          <w:szCs w:val="28"/>
         </w:rPr>
         <w:t xml:space="preserve">4.7  PROFESSIONAL INSIGHTS AND LEARNINGS</w:t>
       </w:r>
@@ -9452,8 +9447,8 @@
       <w:r>
         <w:rPr>
           <w:b/>
-          <w:sz w:val="28"/>
-          <w:szCs w:val="28"/>
+          <w:sz w:val="32"/>
+          <w:szCs w:val="32"/>
         </w:rPr>
         <w:t xml:space="preserve">CHAPTER  5</w:t>
       </w:r>
@@ -9466,8 +9461,8 @@
       <w:r>
         <w:rPr>
           <w:b/>
-          <w:sz w:val="28"/>
-          <w:szCs w:val="28"/>
+          <w:sz w:val="32"/>
+          <w:szCs w:val="32"/>
         </w:rPr>
         <w:t xml:space="preserve">SUMMARY AND CONCLUSION</w:t>
       </w:r>
@@ -9506,8 +9501,8 @@
       <w:r>
         <w:rPr>
           <w:b/>
-          <w:sz w:val="26"/>
-          <w:szCs w:val="26"/>
+          <w:sz w:val="28"/>
+          <w:szCs w:val="28"/>
         </w:rPr>
         <w:t xml:space="preserve">5.1  SUMMARY OF INTERNSHIP EXPERIENCE</w:t>
       </w:r>
@@ -9568,8 +9563,8 @@
       <w:r>
         <w:rPr>
           <w:b/>
-          <w:sz w:val="26"/>
-          <w:szCs w:val="26"/>
+          <w:sz w:val="28"/>
+          <w:szCs w:val="28"/>
         </w:rPr>
         <w:t xml:space="preserve">5.2  KEY TAKEAWAYS</w:t>
       </w:r>
@@ -9944,8 +9939,8 @@
       <w:r>
         <w:rPr>
           <w:b/>
-          <w:sz w:val="26"/>
-          <w:szCs w:val="26"/>
+          <w:sz w:val="28"/>
+          <w:szCs w:val="28"/>
         </w:rPr>
         <w:t xml:space="preserve">5.3  CONCLUSION</w:t>
       </w:r>
@@ -10080,8 +10075,8 @@
       <w:r>
         <w:rPr>
           <w:b/>
-          <w:sz w:val="28"/>
-          <w:szCs w:val="28"/>
+          <w:sz w:val="32"/>
+          <w:szCs w:val="32"/>
         </w:rPr>
         <w:t xml:space="preserve">REFERENCES</w:t>
       </w:r>
@@ -10318,8 +10313,8 @@
     </w:pPr>
     <w:r>
       <w:rPr>
-        <w:sz w:val="22"/>
-        <w:szCs w:val="22"/>
+        <w:sz w:val="24"/>
+        <w:szCs w:val="24"/>
       </w:rPr>
       <w:t xml:space="preserve">SUMMER INTERNSHIP PROJECT</w:t>
     </w:r>
@@ -10353,8 +10348,8 @@
     </w:pPr>
     <w:r>
       <w:rPr>
-        <w:sz w:val="22"/>
-        <w:szCs w:val="22"/>
+        <w:sz w:val="24"/>
+        <w:szCs w:val="24"/>
       </w:rPr>
       <w:t xml:space="preserve">SUMMER INTERNSHIP PROJECT</w:t>
     </w:r>
@@ -10388,8 +10383,8 @@
     </w:pPr>
     <w:r>
       <w:rPr>
-        <w:sz w:val="22"/>
-        <w:szCs w:val="22"/>
+        <w:sz w:val="24"/>
+        <w:szCs w:val="24"/>
       </w:rPr>
       <w:t xml:space="preserve">SUMMER INTERNSHIP PROJECT</w:t>
     </w:r>
@@ -10423,8 +10418,8 @@
     </w:pPr>
     <w:r>
       <w:rPr>
-        <w:sz w:val="22"/>
-        <w:szCs w:val="22"/>
+        <w:sz w:val="24"/>
+        <w:szCs w:val="24"/>
       </w:rPr>
       <w:t xml:space="preserve">SUMMER INTERNSHIP PROJECT</w:t>
     </w:r>
@@ -10458,8 +10453,8 @@
     </w:pPr>
     <w:r>
       <w:rPr>
-        <w:sz w:val="22"/>
-        <w:szCs w:val="22"/>
+        <w:sz w:val="24"/>
+        <w:szCs w:val="24"/>
       </w:rPr>
       <w:t xml:space="preserve">SUMMER INTERNSHIP PROJECT</w:t>
     </w:r>
@@ -10493,8 +10488,8 @@
     </w:pPr>
     <w:r>
       <w:rPr>
-        <w:sz w:val="22"/>
-        <w:szCs w:val="22"/>
+        <w:sz w:val="24"/>
+        <w:szCs w:val="24"/>
       </w:rPr>
       <w:t xml:space="preserve">SUMMER INTERNSHIP PROJECT</w:t>
     </w:r>
@@ -10529,8 +10524,8 @@
     <w:r>
       <w:rPr>
         <w:b/>
-        <w:sz w:val="22"/>
-        <w:szCs w:val="22"/>
+        <w:sz w:val="24"/>
+        <w:szCs w:val="24"/>
       </w:rPr>
       <w:t xml:space="preserve">CHAPTER 1</w:t>
     </w:r>
@@ -10540,8 +10535,8 @@
     <w:r>
       <w:rPr>
         <w:b/>
-        <w:sz w:val="22"/>
-        <w:szCs w:val="22"/>
+        <w:sz w:val="24"/>
+        <w:szCs w:val="24"/>
       </w:rPr>
       <w:t xml:space="preserve">INDUSTRY AND COMPANY OVERVIEW</w:t>
     </w:r>
@@ -10565,8 +10560,8 @@
     <w:r>
       <w:rPr>
         <w:b/>
-        <w:sz w:val="22"/>
-        <w:szCs w:val="22"/>
+        <w:sz w:val="24"/>
+        <w:szCs w:val="24"/>
       </w:rPr>
       <w:t xml:space="preserve">CHAPTER 2</w:t>
     </w:r>
@@ -10576,8 +10571,8 @@
     <w:r>
       <w:rPr>
         <w:b/>
-        <w:sz w:val="22"/>
-        <w:szCs w:val="22"/>
+        <w:sz w:val="24"/>
+        <w:szCs w:val="24"/>
       </w:rPr>
       <w:t xml:space="preserve">JOB / TASK DESCRIPTION</w:t>
     </w:r>
@@ -10601,8 +10596,8 @@
     <w:r>
       <w:rPr>
         <w:b/>
-        <w:sz w:val="22"/>
-        <w:szCs w:val="22"/>
+        <w:sz w:val="24"/>
+        <w:szCs w:val="24"/>
       </w:rPr>
       <w:t xml:space="preserve">CHAPTER 3</w:t>
     </w:r>
@@ -10612,8 +10607,8 @@
     <w:r>
       <w:rPr>
         <w:b/>
-        <w:sz w:val="22"/>
-        <w:szCs w:val="22"/>
+        <w:sz w:val="24"/>
+        <w:szCs w:val="24"/>
       </w:rPr>
       <w:t xml:space="preserve">ANALYSIS OF JOB PERFORMANCE</w:t>
     </w:r>
@@ -10637,8 +10632,8 @@
     <w:r>
       <w:rPr>
         <w:b/>
-        <w:sz w:val="22"/>
-        <w:szCs w:val="22"/>
+        <w:sz w:val="24"/>
+        <w:szCs w:val="24"/>
       </w:rPr>
       <w:t xml:space="preserve">CHAPTER 4</w:t>
     </w:r>
@@ -10648,8 +10643,8 @@
     <w:r>
       <w:rPr>
         <w:b/>
-        <w:sz w:val="22"/>
-        <w:szCs w:val="22"/>
+        <w:sz w:val="24"/>
+        <w:szCs w:val="24"/>
       </w:rPr>
       <w:t xml:space="preserve">LEARNING OUTCOMES</w:t>
     </w:r>
@@ -10673,8 +10668,8 @@
     <w:r>
       <w:rPr>
         <w:b/>
-        <w:sz w:val="22"/>
-        <w:szCs w:val="22"/>
+        <w:sz w:val="24"/>
+        <w:szCs w:val="24"/>
       </w:rPr>
       <w:t xml:space="preserve">CHAPTER 5</w:t>
     </w:r>
@@ -10684,8 +10679,8 @@
     <w:r>
       <w:rPr>
         <w:b/>
-        <w:sz w:val="22"/>
-        <w:szCs w:val="22"/>
+        <w:sz w:val="24"/>
+        <w:szCs w:val="24"/>
       </w:rPr>
       <w:t xml:space="preserve">SUMMARY AND CONCLUSION</w:t>
     </w:r>
@@ -10709,8 +10704,8 @@
     <w:r>
       <w:rPr>
         <w:b/>
-        <w:sz w:val="22"/>
-        <w:szCs w:val="22"/>
+        <w:sz w:val="24"/>
+        <w:szCs w:val="24"/>
       </w:rPr>
     </w:r>
     <w:r>
@@ -10719,8 +10714,8 @@
     <w:r>
       <w:rPr>
         <w:b/>
-        <w:sz w:val="22"/>
-        <w:szCs w:val="22"/>
+        <w:sz w:val="24"/>
+        <w:szCs w:val="24"/>
       </w:rPr>
       <w:t xml:space="preserve">REFERENCES</w:t>
     </w:r>

--- a/Senthamil Selvan V - SIP Report 2026.docx
+++ b/Senthamil Selvan V - SIP Report 2026.docx
@@ -147,7 +147,7 @@
           <wp:inline distT="0" distB="0" distL="0" distR="0">
             <wp:extent cx="5502910" cy="1157773"/>
             <wp:effectExtent l="0" t="0" r="0" b="0"/>
-            <wp:docPr id="82278" name="MUST and ISSM Business School logo"/>
+            <wp:docPr id="82394" name="MUST and ISSM Business School logo"/>
             <wp:cNvGraphicFramePr>
               <a:graphicFrameLocks xmlns:a="http://schemas.openxmlformats.org/drawingml/2006/main" noChangeAspect="1"/>
             </wp:cNvGraphicFramePr>
@@ -304,15 +304,24 @@
         <w:jc w:val="both"/>
       </w:pPr>
       <w:r>
-        <w:t xml:space="preserve">Dr. Kavitha Manikandan</w:t>
-      </w:r>
-    </w:p>
-    <w:p>
-      <w:pPr>
-        <w:spacing w:before="0" w:after="140" w:line="360" w:lineRule="auto"/>
-        <w:jc w:val="both"/>
-      </w:pPr>
-      <w:r>
+        <w:rPr>
+          <w:b/>
+          <w:sz w:val="28"/>
+          <w:szCs w:val="28"/>
+        </w:rPr>
+        <w:t xml:space="preserve">Mrs.Kavitha Manikandan</w:t>
+      </w:r>
+    </w:p>
+    <w:p>
+      <w:pPr>
+        <w:spacing w:before="0" w:after="140" w:line="360" w:lineRule="auto"/>
+        <w:jc w:val="both"/>
+      </w:pPr>
+      <w:r>
+        <w:rPr>
+          <w:sz w:val="28"/>
+          <w:szCs w:val="28"/>
+        </w:rPr>
         <w:t xml:space="preserve">Academic Head</w:t>
       </w:r>
     </w:p>
@@ -373,12 +382,18 @@
         <w:jc w:val="left"/>
       </w:pPr>
       <w:r>
+        <w:rPr>
+          <w:b/>
+        </w:rPr>
         <w:t xml:space="preserve">Internal Examiner</w:t>
       </w:r>
       <w:r>
         <w:tab/>
       </w:r>
       <w:r>
+        <w:rPr>
+          <w:b/>
+        </w:rPr>
         <w:t xml:space="preserve">External Examiner</w:t>
       </w:r>
     </w:p>
@@ -671,7 +686,16 @@
         <w:jc w:val="both"/>
       </w:pPr>
       <w:r>
-        <w:t xml:space="preserve">I would like to express my sincere gratitude to our respected Chairman, Mr. KATHIRVEL GANAPATHIAPPAN, for providing us with the valuable opportunity to carry out and complete this project.</w:t>
+        <w:t xml:space="preserve">I would like to express my sincere gratitude to our respected Chairman, </w:t>
+      </w:r>
+      <w:r>
+        <w:rPr>
+          <w:b/>
+        </w:rPr>
+        <w:t xml:space="preserve">Mr. KATHIRVEL GANAPATHIAPPAN</w:t>
+      </w:r>
+      <w:r>
+        <w:t xml:space="preserve">, for providing us with the valuable opportunity to carry out and complete this project.</w:t>
       </w:r>
     </w:p>
     <w:p>
@@ -689,7 +713,16 @@
         <w:jc w:val="both"/>
       </w:pPr>
       <w:r>
-        <w:t xml:space="preserve">I am highly indebted to our Academic Head, Dr. KAVITHA MANIKANDAN, for her guidance and constant supervision, for providing the necessary information regarding the project and for her support in completing it.</w:t>
+        <w:t xml:space="preserve">I am highly indebted to our Academic Head, </w:t>
+      </w:r>
+      <w:r>
+        <w:rPr>
+          <w:b/>
+        </w:rPr>
+        <w:t xml:space="preserve">Dr. KAVITHA MANIKANDAN</w:t>
+      </w:r>
+      <w:r>
+        <w:t xml:space="preserve">, for her guidance and constant supervision, for providing the necessary information regarding the project and for her support in completing it.</w:t>
       </w:r>
     </w:p>
     <w:p>

--- a/Senthamil Selvan V - SIP Report 2026.docx
+++ b/Senthamil Selvan V - SIP Report 2026.docx
@@ -147,7 +147,7 @@
           <wp:inline distT="0" distB="0" distL="0" distR="0">
             <wp:extent cx="5502910" cy="1157773"/>
             <wp:effectExtent l="0" t="0" r="0" b="0"/>
-            <wp:docPr id="82394" name="MUST and ISSM Business School logo"/>
+            <wp:docPr id="73129" name="MUST and ISSM Business School logo"/>
             <wp:cNvGraphicFramePr>
               <a:graphicFrameLocks xmlns:a="http://schemas.openxmlformats.org/drawingml/2006/main" noChangeAspect="1"/>
             </wp:cNvGraphicFramePr>
@@ -719,7 +719,7 @@
         <w:rPr>
           <w:b/>
         </w:rPr>
-        <w:t xml:space="preserve">Dr. KAVITHA MANIKANDAN</w:t>
+        <w:t xml:space="preserve">Mrs. KAVITHA MANIKANDAN</w:t>
       </w:r>
       <w:r>
         <w:t xml:space="preserve">, for her guidance and constant supervision, for providing the necessary information regarding the project and for her support in completing it.</w:t>
